--- a/themes/orientation/orientation draft.docx
+++ b/themes/orientation/orientation draft.docx
@@ -496,7 +496,7 @@
         <w:t xml:space="preserve"> </w:t>
       </w:r>
       <w:r>
-        <w:t xml:space="preserve">Ей добавляют допплерографию — исследование кровотока в сосудах матки, плаценты и пуповины — во втором и третьем триместрах.</w:t>
+        <w:t xml:space="preserve">Ей добавляют допплерографию — исследование кровотока в сосудах матки, плаценты и пуповины — в 18–20 недель и в 30–33 недели, сверх той, что входит в скрининг третьего триместра.</w:t>
       </w:r>
     </w:p>
     <w:p>
@@ -1019,10 +1019,7 @@
         <w:pStyle w:val="BodyText"/>
       </w:pPr>
       <w:r>
-        <w:rPr>
-          <w:rStyle w:val="VerbatimChar"/>
-        </w:rPr>
-        <w:t xml:space="preserve">[ПРОВЕРИТЬ: вопрос врачу — по КР «Нормальная беременность» (2023) допплерографию маточно-плацентарного кровотока назначают группе высокого риска в 18–20 и 30–33 недели; по Приказу 747н (2025, п. 64) она входит в скрининг III триместра для всех. Текст 747н сверен по OCR-копии с обрезанными строками]</w:t>
+        <w:t xml:space="preserve">Допплерографию — исследование кровотока в сосудах матки и плаценты — по порядку оказания помощи делают всем в скрининге третьего триместра. В клинических рекомендациях 2023 года она указана только для группы высокого риска; порядок, утверждённый в 2025 году, новее.</w:t>
       </w:r>
     </w:p>
     <w:p>
@@ -1749,7 +1746,7 @@
           <w:iCs/>
           <w:i/>
         </w:rPr>
-        <w:t xml:space="preserve">Сверено по OCR-копии в</w:t>
+        <w:t xml:space="preserve">Сверено по полному тексту приказа (Google Диск пользователя, папка источников) и OCR-копии в</w:t>
       </w:r>
       <w:r>
         <w:rPr>
@@ -1771,7 +1768,7 @@
           <w:iCs/>
           <w:i/>
         </w:rPr>
-        <w:t xml:space="preserve">; часть строк обрезана.</w:t>
+        <w:t xml:space="preserve">.</w:t>
       </w:r>
     </w:p>
     <w:p>

--- a/themes/orientation/orientation draft.docx
+++ b/themes/orientation/orientation draft.docx
@@ -401,7 +401,7 @@
         <w:t xml:space="preserve"> </w:t>
       </w:r>
       <w:r>
-        <w:t xml:space="preserve">По полису ОМС наблюдение бесплатно. Вы вправе выбрать врача, если он согласен вас вести, а медицинскую организацию для первичной помощи — не чаще раза в год, если не переезжаете. Если вы наблюдаетесь платно, попросите обменную карту и протоколы скрининговых УЗИ так же, как в женской консультации: в роддоме понадобятся именно они.</w:t>
+        <w:t xml:space="preserve">По полису ОМС наблюдение бесплатно. Вы вправе выбрать медицинскую организацию в своём регионе — не чаще раза в год, если не переезжаете, — и врача, если он согласен вас вести. Для этого подают письменное заявление в ту организацию, куда хотите прикрепиться, и показывают паспорт и полис ОМС. Запрос в прежнюю организацию и перенос медицинских документов новая организация делает сама; о том, что вас приняли, сообщают в течение нескольких рабочих дней.</w:t>
       </w:r>
     </w:p>
     <w:p>
@@ -409,10 +409,7 @@
         <w:pStyle w:val="BodyText"/>
       </w:pPr>
       <w:r>
-        <w:rPr>
-          <w:rStyle w:val="VerbatimChar"/>
-        </w:rPr>
-        <w:t xml:space="preserve">[ПРОВЕРИТЬ: вопрос врачу — порядок выбора именно женской консультации (ст. 21 323-ФЗ говорит о выборе организации первичной медико-санитарной помощи; женская консультация в тексте статьи не названа) и выдача обменной карты при наблюдении в частной клинике — сформулировано автором]</w:t>
+        <w:t xml:space="preserve">Если вы наблюдаетесь платно, обменная карта и протоколы скрининговых УЗИ нужны так же: в роддоме спросят именно их. Протоколы скрининговых УЗИ выдают на руки, а копии других медицинских документов вы вправе получить по запросу (раздел 8).</w:t>
       </w:r>
     </w:p>
     <w:bookmarkEnd w:id="21"/>
@@ -1802,7 +1799,29 @@
         <w:pStyle w:val="Compact"/>
       </w:pPr>
       <w:r>
-        <w:t xml:space="preserve">Федеральный закон от 21.11.2011 № 323-ФЗ «Об основах охраны здоровья граждан в Российской Федерации», ст. 20, ч. 1, 3, 4 — информированное добровольное согласие; право отказаться; разъяснение последствий отказа (5, 8); ст. 21, ч. 1, 2 — выбор врача с его согласия и медицинской организации не чаще раза в год (1); ч. 4 — выбор организации для родов, по ссылке в Приказе 747н, п. 66 (8); ст. 22, ч. 5 — копии медицинских документов и выписки, в том числе в электронной форме (8).</w:t>
+        <w:t xml:space="preserve">Федеральный закон от 21.11.2011 № 323-ФЗ «Об основах охраны здоровья граждан в Российской Федерации», ст. 20, ч. 1, 3, 4 — информированное добровольное согласие; право отказаться; разъяснение последствий отказа (5, 8); ст. 21, ч. 1, 2 — выбор врача с его согласия и медицинской организации не чаще раза в год (1); ч. 4 — выбор организации для родов, по ссылке в Приказе 747н, п. 66 (8); ст. 22, ч. 5 — копии медицинских документов и выписки, в том числе в электронной форме (1, 8).</w:t>
+      </w:r>
+    </w:p>
+    <w:p>
+      <w:pPr>
+        <w:numPr>
+          <w:ilvl w:val="0"/>
+          <w:numId w:val="1021"/>
+        </w:numPr>
+        <w:pStyle w:val="Compact"/>
+      </w:pPr>
+      <w:r>
+        <w:t xml:space="preserve">Министерство здравоохранения и социального развития России. Приказ от 26.04.2012 № 406н «Об утверждении Порядка выбора гражданином медицинской организации при оказании ему медицинской помощи в рамках программы государственных гарантий…», п. 1, 4, 5, 7–11 — выбор в пределах субъекта РФ, где живёт гражданин; письменное заявление в выбранную организацию; паспорт и полис ОМС; запросы в прежнюю организацию и перенос медицинской документации делают сами организации, сроки — по два-три рабочих дня (1).</w:t>
+      </w:r>
+      <w:r>
+        <w:t xml:space="preserve"> </w:t>
+      </w:r>
+      <w:r>
+        <w:rPr>
+          <w:iCs/>
+          <w:i/>
+        </w:rPr>
+        <w:t xml:space="preserve">Текст — по копии из КонсультантПлюс (сохранена 05.06.2025), файл на Google Диске пользователя. Отдельно женская консультация в приказе не названа: он касается любой медицинской организации в рамках программы госгарантий.</w:t>
       </w:r>
       <w:r>
         <w:t xml:space="preserve"> </w:t>
@@ -3065,36 +3084,6 @@
     </w:lvlOverride>
   </w:num>
   <w:num w:numId="1022">
-    <w:abstractNumId w:val="99414"/>
-    <w:lvlOverride w:ilvl="0">
-      <w:startOverride w:val="4"/>
-    </w:lvlOverride>
-    <w:lvlOverride w:ilvl="1">
-      <w:startOverride w:val="4"/>
-    </w:lvlOverride>
-    <w:lvlOverride w:ilvl="2">
-      <w:startOverride w:val="4"/>
-    </w:lvlOverride>
-    <w:lvlOverride w:ilvl="3">
-      <w:startOverride w:val="4"/>
-    </w:lvlOverride>
-    <w:lvlOverride w:ilvl="4">
-      <w:startOverride w:val="4"/>
-    </w:lvlOverride>
-    <w:lvlOverride w:ilvl="5">
-      <w:startOverride w:val="4"/>
-    </w:lvlOverride>
-    <w:lvlOverride w:ilvl="6">
-      <w:startOverride w:val="4"/>
-    </w:lvlOverride>
-    <w:lvlOverride w:ilvl="7">
-      <w:startOverride w:val="4"/>
-    </w:lvlOverride>
-    <w:lvlOverride w:ilvl="8">
-      <w:startOverride w:val="4"/>
-    </w:lvlOverride>
-  </w:num>
-  <w:num w:numId="1023">
     <w:abstractNumId w:val="99415"/>
     <w:lvlOverride w:ilvl="0">
       <w:startOverride w:val="5"/>
@@ -3122,6 +3111,36 @@
     </w:lvlOverride>
     <w:lvlOverride w:ilvl="8">
       <w:startOverride w:val="5"/>
+    </w:lvlOverride>
+  </w:num>
+  <w:num w:numId="1023">
+    <w:abstractNumId w:val="99416"/>
+    <w:lvlOverride w:ilvl="0">
+      <w:startOverride w:val="6"/>
+    </w:lvlOverride>
+    <w:lvlOverride w:ilvl="1">
+      <w:startOverride w:val="6"/>
+    </w:lvlOverride>
+    <w:lvlOverride w:ilvl="2">
+      <w:startOverride w:val="6"/>
+    </w:lvlOverride>
+    <w:lvlOverride w:ilvl="3">
+      <w:startOverride w:val="6"/>
+    </w:lvlOverride>
+    <w:lvlOverride w:ilvl="4">
+      <w:startOverride w:val="6"/>
+    </w:lvlOverride>
+    <w:lvlOverride w:ilvl="5">
+      <w:startOverride w:val="6"/>
+    </w:lvlOverride>
+    <w:lvlOverride w:ilvl="6">
+      <w:startOverride w:val="6"/>
+    </w:lvlOverride>
+    <w:lvlOverride w:ilvl="7">
+      <w:startOverride w:val="6"/>
+    </w:lvlOverride>
+    <w:lvlOverride w:ilvl="8">
+      <w:startOverride w:val="6"/>
     </w:lvlOverride>
   </w:num>
 </w:numbering>

--- a/themes/orientation/orientation draft.docx
+++ b/themes/orientation/orientation draft.docx
@@ -2,7 +2,7 @@
 <file path=word/document.xml><?xml version="1.0" encoding="utf-8"?>
 <w:document xmlns:w="http://schemas.openxmlformats.org/wordprocessingml/2006/main" xmlns:m="http://schemas.openxmlformats.org/officeDocument/2006/math" xmlns:r="http://schemas.openxmlformats.org/officeDocument/2006/relationships" xmlns:o="urn:schemas-microsoft-com:office:office" xmlns:v="urn:schemas-microsoft-com:vml" xmlns:w10="urn:schemas-microsoft-com:office:word" xmlns:a="http://schemas.openxmlformats.org/drawingml/2006/main" xmlns:pic="http://schemas.openxmlformats.org/drawingml/2006/picture" xmlns:wp="http://schemas.openxmlformats.org/drawingml/2006/wordprocessingDrawing">
   <w:body>
-    <w:bookmarkStart w:id="30" w:name="Xe1f9570bd9e6e8d7ca99c5411a137eb54b26a8f"/>
+    <w:bookmarkStart w:id="36" w:name="Xe1f9570bd9e6e8d7ca99c5411a137eb54b26a8f"/>
     <w:p>
       <w:pPr>
         <w:pStyle w:val="Heading1"/>
@@ -209,29 +209,7 @@
           <w:iCs/>
           <w:i/>
         </w:rPr>
-        <w:t xml:space="preserve">Черновик Checkpoint 1, 16.10.2026. Порядок наблюдения описан по Приказу Минздрава № 747н (действует с 10.01.2026) и клиническим рекомендациям «Нормальная беременность». Утверждения, которые ждут ответа врача, помечены</w:t>
-      </w:r>
-      <w:r>
-        <w:rPr>
-          <w:iCs/>
-          <w:i/>
-        </w:rPr>
-        <w:t xml:space="preserve"> </w:t>
-      </w:r>
-      <w:r>
-        <w:rPr>
-          <w:rStyle w:val="VerbatimChar"/>
-          <w:iCs/>
-          <w:i/>
-        </w:rPr>
-        <w:t xml:space="preserve">[ПРОВЕРИТЬ]</w:t>
-      </w:r>
-      <w:r>
-        <w:rPr>
-          <w:iCs/>
-          <w:i/>
-        </w:rPr>
-        <w:t xml:space="preserve">.</w:t>
+        <w:t xml:space="preserve">Содержание заморожено (Checkpoint 5), 18.10.2026; ждёт проверки врачом. Порядок наблюдения описан по Приказу Минздрава № 747н (действует с 10.01.2026) и клиническим рекомендациям «Нормальная беременность».</w:t>
       </w:r>
     </w:p>
     <w:p>
@@ -239,7 +217,7 @@
         <w:pStyle w:val="BodyText"/>
       </w:pPr>
       <w:r>
-        <w:t xml:space="preserve">Беременность ведёт акушер-гинеколог, чаще всего в женской консультации. Он назначает осмотры, анализы и УЗИ по порядку, который утверждён Минздравом, и по клиническим рекомендациям. Этот раздел объясняет, как устроен этот порядок и зачем в нём каждый шаг. Ваш собственный план составляет врач: в нём может быть больше или меньше пунктов, чем здесь, и почему — сказано в разделе 2.</w:t>
+        <w:t xml:space="preserve">Беременность ведёт акушер-гинеколог, чаще всего в женской консультации. Он назначает осмотры, анализы и УЗИ по порядку, который утверждён Минздравом, и по клиническим рекомендациям. Ваш собственный план составляет врач: в нём может быть больше или меньше пунктов, чем здесь, и почему — сказано в разделе 2.</w:t>
       </w:r>
     </w:p>
     <w:bookmarkEnd w:id="20"/>
@@ -814,7 +792,7 @@
         <w:t xml:space="preserve"> </w:t>
       </w:r>
       <w:r>
-        <w:t xml:space="preserve">Анализ сверх назначенного кажется лишней страховкой, но это не так: часть анализов, например на антитела к токсоплазме, цитомегаловирусу и герпесу, часто даёт ложноположительный результат и ведёт к ненужному лечению (Тема 9, раздел 9.19).</w:t>
+        <w:t xml:space="preserve">Анализы сверх назначенных не добавляют страховки: часть из них, например на антитела к токсоплазме, цитомегаловирусу и герпесу, часто даёт ложноположительный результат и ведёт к ненужному лечению (Тема 9, раздел 9.19).</w:t>
       </w:r>
     </w:p>
     <w:bookmarkEnd w:id="23"/>
@@ -1242,7 +1220,7 @@
         <w:pStyle w:val="FirstParagraph"/>
       </w:pPr>
       <w:r>
-        <w:t xml:space="preserve">Цифра в бланке — ещё не вывод. Врач читает её вместе со сроком беременности, осмотром, жалобами и прошлыми анализами.</w:t>
+        <w:t xml:space="preserve">Цифру в бланке врач читает вместе со сроком беременности, осмотром, жалобами и прошлыми анализами.</w:t>
       </w:r>
     </w:p>
     <w:p>
@@ -1673,7 +1651,7 @@
         <w:pStyle w:val="Compact"/>
       </w:pPr>
       <w:r>
-        <w:t xml:space="preserve">куда звонить в нерабочее время и в какой роддом ехать ночью. Ответы впишите в карточку «Мои номера» (Раздел 0, пункт 0.1).</w:t>
+        <w:t xml:space="preserve">куда звонить в нерабочее время и в какой роддом ехать ночью. Ответы впишите в список «Заполните заранее» (Раздел 0, пункт 0.1; Приложение 3).</w:t>
       </w:r>
     </w:p>
     <w:p>
@@ -1695,7 +1673,7 @@
       </w:r>
     </w:p>
     <w:bookmarkEnd w:id="28"/>
-    <w:bookmarkStart w:id="29" w:name="клинические-и-научные-источники"/>
+    <w:bookmarkStart w:id="35" w:name="клинические-и-научные-источники"/>
     <w:p>
       <w:pPr>
         <w:pStyle w:val="Heading2"/>
@@ -1733,7 +1711,24 @@
         <w:pStyle w:val="Compact"/>
       </w:pPr>
       <w:r>
-        <w:t xml:space="preserve">Министерство здравоохранения России. Приказ от 19.12.2025 № 747н «О Порядке оказания медицинской помощи по профилю „акушерство и гинекология“» (действует с 10.01.2026), п. 24–27, 31, 33, 56–57, 64–66 — первое обращение, медицинская и обменная карты; кто и сколько раз осматривает беременную и в какие сроки; три срока пренатального скрининга и что в них ищут; группы риска хромосомных аномалий; протоколы скрининговых УЗИ выдаются беременной; направление в перинатальный центр или медико-генетическую консультацию при высоком риске; к 36–37 неделям — рекомендованный роддом и право выбора (1, 2, 3, 4, 8).</w:t>
+        <w:t xml:space="preserve">Министерство здравоохранения России.</w:t>
+      </w:r>
+      <w:r>
+        <w:t xml:space="preserve"> </w:t>
+      </w:r>
+      <w:hyperlink r:id="rId29">
+        <w:r>
+          <w:rPr>
+            <w:rStyle w:val="Hyperlink"/>
+          </w:rPr>
+          <w:t xml:space="preserve">Приказ от 19.12.2025 № 747н «О Порядке оказания медицинской помощи по профилю „акушерство и гинекология“»</w:t>
+        </w:r>
+      </w:hyperlink>
+      <w:r>
+        <w:t xml:space="preserve"> </w:t>
+      </w:r>
+      <w:r>
+        <w:t xml:space="preserve">(действует с 10.01.2026), п. 24–27, 31, 33, 56–57, 64–66 — первое обращение, медицинская и обменная карты; кто и сколько раз осматривает беременную и в какие сроки; три срока пренатального скрининга и что в них ищут; группы риска хромосомных аномалий; протоколы скрининговых УЗИ выдаются беременной; направление в перинатальный центр или медико-генетическую консультацию при высоком риске; к 36–37 неделям — рекомендованный роддом и право выбора (1, 2, 3, 4, 8).</w:t>
       </w:r>
       <w:r>
         <w:t xml:space="preserve"> </w:t>
@@ -1777,7 +1772,21 @@
         <w:pStyle w:val="Compact"/>
       </w:pPr>
       <w:r>
-        <w:t xml:space="preserve">Минздрав России, Российское общество акушеров-гинекологов. Клинические рекомендации «Нормальная беременность», 2023 (редакция 15.02.2024), ID 288 — первый визит до 10 недель; 5–7 визитов при нормальной беременности; таблица обследований по триместрам: давление на каждом визите, белок в моче на каждом визите после 22 недель, посев мочи при первом визите, ПГТТ в 24–28 недель, КТГ с 32 недель раз в 2 недели, допплерография в группе высокого риска, повторное УЗИ и консультации «по показаниям»; НИПТ после 10 недель; инвазивная диагностика при подтверждённом высоком риске, сроки биопсии хориона и амниоцентеза, противопоказания; резус-фактор партнёра (1, 2, 3, 4, 5, 6).</w:t>
+        <w:t xml:space="preserve">Минздрав России, Российское общество акушеров-гинекологов.</w:t>
+      </w:r>
+      <w:r>
+        <w:t xml:space="preserve"> </w:t>
+      </w:r>
+      <w:hyperlink r:id="rId30">
+        <w:r>
+          <w:rPr>
+            <w:rStyle w:val="Hyperlink"/>
+          </w:rPr>
+          <w:t xml:space="preserve">Клинические рекомендации «Нормальная беременность»</w:t>
+        </w:r>
+      </w:hyperlink>
+      <w:r>
+        <w:t xml:space="preserve">, 2023 (редакция 15.02.2024), ID 288 — первый визит до 10 недель; 5–7 визитов при нормальной беременности; таблица обследований по триместрам: давление на каждом визите, белок в моче на каждом визите после 22 недель, посев мочи при первом визите, ПГТТ в 24–28 недель, КТГ с 32 недель раз в 2 недели, допплерография в группе высокого риска, повторное УЗИ и консультации «по показаниям»; НИПТ после 10 недель; инвазивная диагностика при подтверждённом высоком риске, сроки биопсии хориона и амниоцентеза, противопоказания; резус-фактор партнёра (1, 2, 3, 4, 5, 6).</w:t>
       </w:r>
       <w:r>
         <w:t xml:space="preserve"> </w:t>
@@ -1798,8 +1807,16 @@
         </w:numPr>
         <w:pStyle w:val="Compact"/>
       </w:pPr>
-      <w:r>
-        <w:t xml:space="preserve">Федеральный закон от 21.11.2011 № 323-ФЗ «Об основах охраны здоровья граждан в Российской Федерации», ст. 20, ч. 1, 3, 4 — информированное добровольное согласие; право отказаться; разъяснение последствий отказа (5, 8); ст. 21, ч. 1, 2 — выбор врача с его согласия и медицинской организации не чаще раза в год (1); ч. 4 — выбор организации для родов, по ссылке в Приказе 747н, п. 66 (8); ст. 22, ч. 5 — копии медицинских документов и выписки, в том числе в электронной форме (1, 8).</w:t>
+      <w:hyperlink r:id="rId31">
+        <w:r>
+          <w:rPr>
+            <w:rStyle w:val="Hyperlink"/>
+          </w:rPr>
+          <w:t xml:space="preserve">Федеральный закон от 21.11.2011 № 323-ФЗ «Об основах охраны здоровья граждан в Российской Федерации»</w:t>
+        </w:r>
+      </w:hyperlink>
+      <w:r>
+        <w:t xml:space="preserve">, ст. 20, ч. 1, 3, 4 — информированное добровольное согласие; право отказаться; разъяснение последствий отказа (5, 8); ст. 21, ч. 1, 2 — выбор врача с его согласия и медицинской организации не чаще раза в год (1); ч. 4 — выбор организации для родов, по ссылке в Приказе 747н, п. 66 (8); ст. 22, ч. 5 — копии медицинских документов и выписки, в том числе в электронной форме (1, 8).</w:t>
       </w:r>
     </w:p>
     <w:p>
@@ -1811,7 +1828,21 @@
         <w:pStyle w:val="Compact"/>
       </w:pPr>
       <w:r>
-        <w:t xml:space="preserve">Министерство здравоохранения и социального развития России. Приказ от 26.04.2012 № 406н «Об утверждении Порядка выбора гражданином медицинской организации при оказании ему медицинской помощи в рамках программы государственных гарантий…», п. 1, 4, 5, 7–11 — выбор в пределах субъекта РФ, где живёт гражданин; письменное заявление в выбранную организацию; паспорт и полис ОМС; запросы в прежнюю организацию и перенос медицинской документации делают сами организации, сроки — по два-три рабочих дня (1).</w:t>
+        <w:t xml:space="preserve">Министерство здравоохранения и социального развития России.</w:t>
+      </w:r>
+      <w:r>
+        <w:t xml:space="preserve"> </w:t>
+      </w:r>
+      <w:hyperlink r:id="rId32">
+        <w:r>
+          <w:rPr>
+            <w:rStyle w:val="Hyperlink"/>
+          </w:rPr>
+          <w:t xml:space="preserve">Приказ от 26.04.2012 № 406н «Об утверждении Порядка выбора гражданином медицинской организации при оказании ему медицинской помощи в рамках программы государственных гарантий…»</w:t>
+        </w:r>
+      </w:hyperlink>
+      <w:r>
+        <w:t xml:space="preserve">, п. 1, 4, 5, 7–11 — выбор в пределах субъекта РФ, где живёт гражданин; письменное заявление в выбранную организацию; паспорт и полис ОМС; запросы в прежнюю организацию и перенос медицинской документации делают сами организации, сроки — по два-три рабочих дня (1).</w:t>
       </w:r>
       <w:r>
         <w:t xml:space="preserve"> </w:t>
@@ -1855,7 +1886,21 @@
         <w:pStyle w:val="Compact"/>
       </w:pPr>
       <w:r>
-        <w:t xml:space="preserve">Минздрав России, РОАГ. Клинические рекомендации «Преэклампсия. Эклампсия. Отеки, протеинурия и гипертензивные расстройства во время беременности, в родах и послеродовом периоде», 2024, ID 637, Приложение В — при высоком риске преэклампсии профилактика с 16 до 36 недель; давление дома один-два раза в сутки с записью в дневник (2, 7).</w:t>
+        <w:t xml:space="preserve">Минздрав России, РОАГ.</w:t>
+      </w:r>
+      <w:r>
+        <w:t xml:space="preserve"> </w:t>
+      </w:r>
+      <w:hyperlink r:id="rId33">
+        <w:r>
+          <w:rPr>
+            <w:rStyle w:val="Hyperlink"/>
+          </w:rPr>
+          <w:t xml:space="preserve">Клинические рекомендации «Преэклампсия. Эклампсия. Отеки, протеинурия и гипертензивные расстройства во время беременности, в родах и послеродовом периоде»</w:t>
+        </w:r>
+      </w:hyperlink>
+      <w:r>
+        <w:t xml:space="preserve">, 2024, ID 637, Приложение В — при высоком риске преэклампсии профилактика с 16 до 36 недель; давление дома один-два раза в сутки с записью в дневник (2, 7).</w:t>
       </w:r>
     </w:p>
     <w:p>
@@ -1879,7 +1924,21 @@
         <w:pStyle w:val="Compact"/>
       </w:pPr>
       <w:r>
-        <w:t xml:space="preserve">American Institute of Ultrasound in Medicine. Keepsake Fetal Imaging. Официальное заявление, утверждено 19.05.2020 — диагностическое УЗИ считается безопасным; ультразвук может оказывать биологическое действие, поэтому нужные сведения получают при наименьшем воздействии; снимки и видео для родителей допустимы в ходе исследования, назначенного по медицинской причине; коммерческие УЗИ «на память» не соответствуют этическим принципам организации (4).</w:t>
+        <w:t xml:space="preserve">American Institute of Ultrasound in Medicine.</w:t>
+      </w:r>
+      <w:r>
+        <w:t xml:space="preserve"> </w:t>
+      </w:r>
+      <w:hyperlink r:id="rId34">
+        <w:r>
+          <w:rPr>
+            <w:rStyle w:val="Hyperlink"/>
+          </w:rPr>
+          <w:t xml:space="preserve">Prudent Use and Safety of Diagnostic Ultrasound in Pregnancy</w:t>
+        </w:r>
+      </w:hyperlink>
+      <w:r>
+        <w:t xml:space="preserve">. Официальное заявление, утверждено 19.05.2020 — диагностическое УЗИ считается безопасным; ультразвук может оказывать биологическое действие, поэтому нужные сведения получают при наименьшем воздействии; снимки и видео для родителей допустимы в ходе исследования, назначенного по медицинской причине; коммерческие УЗИ «на память» не соответствуют этическим принципам организации (4).</w:t>
       </w:r>
       <w:r>
         <w:t xml:space="preserve"> </w:t>
@@ -1889,7 +1948,7 @@
           <w:iCs/>
           <w:i/>
         </w:rPr>
-        <w:t xml:space="preserve">Американская профессиональная организация; российского документа о безопасности УЗИ для пациенток не найдено.</w:t>
+        <w:t xml:space="preserve">Американская профессиональная организация; российского документа о безопасности УЗИ для пациенток не найдено. Прежде запись была озаглавлена «Keepsake Fetal Imaging» — название исправлено по странице заявления 18.10.2026.</w:t>
       </w:r>
     </w:p>
     <w:p>
@@ -1910,8 +1969,8 @@
         <w:t xml:space="preserve">— примеры из тем книги: Тема 1, раздел 1.2 (гемоглобин и ферритин); Тема 9, разделы 9.18–9.19 (IgM и IgG, лишние анализы; СанПиН 3.3686-21 и КР «Нормальная беременность»); Тема 11, раздел 11.3 (давление). Источники — в списках этих тем.</w:t>
       </w:r>
     </w:p>
-    <w:bookmarkEnd w:id="29"/>
-    <w:bookmarkEnd w:id="30"/>
+    <w:bookmarkEnd w:id="35"/>
+    <w:bookmarkEnd w:id="36"/>
     <w:sectPr/>
   </w:body>
 </w:document>

--- a/themes/orientation/orientation draft.docx
+++ b/themes/orientation/orientation draft.docx
@@ -1435,7 +1435,7 @@
         <w:t xml:space="preserve">Лекарства, витамины, добавки</w:t>
       </w:r>
       <w:r>
-        <w:t xml:space="preserve">: что, в какой дозе, с какого числа, кто назначил. Шаблон — Приложение 5.</w:t>
+        <w:t xml:space="preserve">: что, в какой дозе, с какого числа, кто назначил. Шаблон — Приложение 4.</w:t>
       </w:r>
     </w:p>
     <w:p>
@@ -1483,7 +1483,7 @@
         <w:pStyle w:val="FirstParagraph"/>
       </w:pPr>
       <w:r>
-        <w:t xml:space="preserve">Приём короткий, и вопросы, записанные заранее, успевают задать. Готовый список для печати — Приложение 4.</w:t>
+        <w:t xml:space="preserve">Приём короткий, и вопросы, записанные заранее, успевают задать. Готовый список для печати — Приложение 3.</w:t>
       </w:r>
     </w:p>
     <w:p>
@@ -1651,7 +1651,7 @@
         <w:pStyle w:val="Compact"/>
       </w:pPr>
       <w:r>
-        <w:t xml:space="preserve">куда звонить в нерабочее время и в какой роддом ехать ночью. Ответы впишите в список «Заполните заранее» (Раздел 0, пункт 0.1; Приложение 3).</w:t>
+        <w:t xml:space="preserve">куда звонить в нерабочее время и в какой роддом ехать ночью. Ответы впишите в список «Заполните заранее» (Раздел 0, пункт 0.1; Приложение 2).</w:t>
       </w:r>
     </w:p>
     <w:p>

--- a/themes/orientation/orientation draft.docx
+++ b/themes/orientation/orientation draft.docx
@@ -1435,7 +1435,7 @@
         <w:t xml:space="preserve">Лекарства, витамины, добавки</w:t>
       </w:r>
       <w:r>
-        <w:t xml:space="preserve">: что, в какой дозе, с какого числа, кто назначил. Шаблон — Приложение 4.</w:t>
+        <w:t xml:space="preserve">: что, в какой дозе, с какого числа, кто назначил. Шаблон — Приложение 2.</w:t>
       </w:r>
     </w:p>
     <w:p>
@@ -1483,7 +1483,7 @@
         <w:pStyle w:val="FirstParagraph"/>
       </w:pPr>
       <w:r>
-        <w:t xml:space="preserve">Приём короткий, и вопросы, записанные заранее, успевают задать. Готовый список для печати — Приложение 3.</w:t>
+        <w:t xml:space="preserve">Приём короткий, и вопросы, записанные заранее, успевают задать.</w:t>
       </w:r>
     </w:p>
     <w:p>
@@ -1651,7 +1651,7 @@
         <w:pStyle w:val="Compact"/>
       </w:pPr>
       <w:r>
-        <w:t xml:space="preserve">куда звонить в нерабочее время и в какой роддом ехать ночью. Ответы впишите в список «Заполните заранее» (Раздел 0, пункт 0.1; Приложение 2).</w:t>
+        <w:t xml:space="preserve">куда звонить в нерабочее время и в какой роддом ехать ночью. Ответы впишите в список «Заполните заранее» (Раздел 0, пункт 0.1).</w:t>
       </w:r>
     </w:p>
     <w:p>

--- a/themes/orientation/orientation draft.docx
+++ b/themes/orientation/orientation draft.docx
@@ -1435,7 +1435,7 @@
         <w:t xml:space="preserve">Лекарства, витамины, добавки</w:t>
       </w:r>
       <w:r>
-        <w:t xml:space="preserve">: что, в какой дозе, с какого числа, кто назначил. Шаблон — Приложение 2.</w:t>
+        <w:t xml:space="preserve">: что, в какой дозе, с какого числа, кто назначил. Бланк «Мои лекарства и добавки» — Приложение 2.</w:t>
       </w:r>
     </w:p>
     <w:p>

--- a/themes/orientation/orientation draft.docx
+++ b/themes/orientation/orientation draft.docx
@@ -361,7 +361,7 @@
         <w:t xml:space="preserve"> </w:t>
       </w:r>
       <w:r>
-        <w:t xml:space="preserve">Врач заводит медицинскую карту беременной и обменную карту. Обменная карта — документ, в который вносят результаты осмотров, анализов и УЗИ; её носят с собой и предъявляют в роддоме. Держите её вместе с паспортом и полисом ОМС: если придётся ехать в роддом ночью, искать будет некогда (Раздел 0, пункт 0.1).</w:t>
+        <w:t xml:space="preserve">Врач заводит медицинскую карту беременной и обменную карту. Обменная карта — документ, в который вносят результаты осмотров, анализов и УЗИ; её носят с собой и предъявляют в роддоме. Держите её вместе с паспортом и полисом ОМС: если придётся ехать в роддом ночью, искать будет некогда (Раздел 0, блок «Подготовьтесь заранее»).</w:t>
       </w:r>
     </w:p>
     <w:p>
@@ -1416,7 +1416,7 @@
         <w:t xml:space="preserve"> </w:t>
       </w:r>
       <w:r>
-        <w:t xml:space="preserve">после 26 недель: если заметили, что ребёнок двигается иначе, — когда это было и что вы сделали (Тема 11, раздел 11.2). Если шевеления уменьшились сейчас, не записывайте, а действуйте по Разделу 0, пункт 0.9.</w:t>
+        <w:t xml:space="preserve">после 26 недель: если заметили, что ребёнок двигается иначе, — когда это было и что вы сделали (Тема 11, раздел 11.2). Если шевеления уменьшились сейчас, не записывайте, а действуйте по Разделу 0, строка «Ребёнок двигается меньше».</w:t>
       </w:r>
     </w:p>
     <w:p>
@@ -1435,7 +1435,7 @@
         <w:t xml:space="preserve">Лекарства, витамины, добавки</w:t>
       </w:r>
       <w:r>
-        <w:t xml:space="preserve">: что, в какой дозе, с какого числа, кто назначил. Бланк «Мои лекарства и добавки» — Приложение 2.</w:t>
+        <w:t xml:space="preserve">: что, в какой дозе, с какого числа, кто назначил. Бланк «Мои лекарства и добавки» — Приложение 1.</w:t>
       </w:r>
     </w:p>
     <w:p>
@@ -1651,7 +1651,7 @@
         <w:pStyle w:val="Compact"/>
       </w:pPr>
       <w:r>
-        <w:t xml:space="preserve">куда звонить в нерабочее время и в какой роддом ехать ночью. Ответы впишите в список «Заполните заранее» (Раздел 0, пункт 0.1).</w:t>
+        <w:t xml:space="preserve">куда звонить в нерабочее время и в какой роддом ехать ночью. Ответы впишите в список «Подготовьтесь заранее» (Раздел 0).</w:t>
       </w:r>
     </w:p>
     <w:p>
